--- a/ML_LAB6_OUTPUTS.docx
+++ b/ML_LAB6_OUTPUTS.docx
@@ -42,7 +42,7 @@
                     <pic:cNvPicPr/>
                   </pic:nvPicPr>
                   <pic:blipFill>
-                    <a:blip r:embed="rId4"/>
+                    <a:blip r:embed="rId5"/>
                     <a:stretch>
                       <a:fillRect/>
                     </a:stretch>
@@ -90,7 +90,7 @@
                     <pic:cNvPicPr/>
                   </pic:nvPicPr>
                   <pic:blipFill>
-                    <a:blip r:embed="rId5"/>
+                    <a:blip r:embed="rId6"/>
                     <a:stretch>
                       <a:fillRect/>
                     </a:stretch>
@@ -118,9 +118,55 @@
         </w:rPr>
       </w:pPr>
       <w:r>
-        <w:rPr>
-          <w:lang w:val="en-US"/>
-        </w:rPr>
+        <w:t>The plot displays the distribution of data samples across the binned target categories. Each bar represents a bin, with height proportional to the number of samples in that category. This visualization helps in understanding class imbalance. The calculated entropy value is shown alongside, which quantifies the impurity in the dataset; a higher entropy indicates more mixed classes, while a lower entropy suggests a purer distribution.</w:t>
+      </w:r>
+    </w:p>
+    <w:p>
+      <w:pPr>
+        <w:rPr>
+          <w:lang w:val="en-US"/>
+        </w:rPr>
+      </w:pPr>
+    </w:p>
+    <w:p>
+      <w:pPr>
+        <w:rPr>
+          <w:lang w:val="en-US"/>
+        </w:rPr>
+      </w:pPr>
+    </w:p>
+    <w:p>
+      <w:pPr>
+        <w:rPr>
+          <w:lang w:val="en-US"/>
+        </w:rPr>
+      </w:pPr>
+    </w:p>
+    <w:p>
+      <w:pPr>
+        <w:rPr>
+          <w:lang w:val="en-US"/>
+        </w:rPr>
+      </w:pPr>
+    </w:p>
+    <w:p>
+      <w:pPr>
+        <w:rPr>
+          <w:lang w:val="en-US"/>
+        </w:rPr>
+      </w:pPr>
+    </w:p>
+    <w:p>
+      <w:pPr>
+        <w:rPr>
+          <w:lang w:val="en-US"/>
+        </w:rPr>
+      </w:pPr>
+      <w:r>
+        <w:rPr>
+          <w:lang w:val="en-US"/>
+        </w:rPr>
+        <w:lastRenderedPageBreak/>
         <w:t>A2</w:t>
       </w:r>
     </w:p>
@@ -151,7 +197,7 @@
                     <pic:cNvPicPr/>
                   </pic:nvPicPr>
                   <pic:blipFill>
-                    <a:blip r:embed="rId6"/>
+                    <a:blip r:embed="rId7"/>
                     <a:stretch>
                       <a:fillRect/>
                     </a:stretch>
@@ -183,7 +229,6 @@
           <w:noProof/>
           <w:lang w:val="en-US"/>
         </w:rPr>
-        <w:lastRenderedPageBreak/>
         <w:drawing>
           <wp:inline distT="0" distB="0" distL="0" distR="0" wp14:anchorId="4E8F9687" wp14:editId="758E8937">
             <wp:extent cx="5515015" cy="4105305"/>
@@ -200,7 +245,7 @@
                     <pic:cNvPicPr/>
                   </pic:nvPicPr>
                   <pic:blipFill>
-                    <a:blip r:embed="rId7"/>
+                    <a:blip r:embed="rId8"/>
                     <a:stretch>
                       <a:fillRect/>
                     </a:stretch>
@@ -227,10 +272,56 @@
           <w:lang w:val="en-US"/>
         </w:rPr>
       </w:pPr>
-      <w:r>
-        <w:rPr>
-          <w:lang w:val="en-US"/>
-        </w:rPr>
+    </w:p>
+    <w:p>
+      <w:pPr>
+        <w:rPr>
+          <w:lang w:val="en-US"/>
+        </w:rPr>
+      </w:pPr>
+      <w:r>
+        <w:t>The Gini index plot illustrates the distribution of squared probabilities of each category. The Gini index value reflects the likelihood of incorrect classification if a random label is assigned according to the observed distribution. A value close to 0 indicates a pure split, while values closer to 0.5 represent higher impurity. This plot aids in assessing dataset purity without assuming logarithmic scaling as in entropy.</w:t>
+      </w:r>
+    </w:p>
+    <w:p>
+      <w:pPr>
+        <w:rPr>
+          <w:lang w:val="en-US"/>
+        </w:rPr>
+      </w:pPr>
+    </w:p>
+    <w:p>
+      <w:pPr>
+        <w:rPr>
+          <w:lang w:val="en-US"/>
+        </w:rPr>
+      </w:pPr>
+    </w:p>
+    <w:p>
+      <w:pPr>
+        <w:rPr>
+          <w:lang w:val="en-US"/>
+        </w:rPr>
+      </w:pPr>
+    </w:p>
+    <w:p>
+      <w:pPr>
+        <w:rPr>
+          <w:lang w:val="en-US"/>
+        </w:rPr>
+      </w:pPr>
+    </w:p>
+    <w:p>
+      <w:pPr>
+        <w:rPr>
+          <w:lang w:val="en-US"/>
+        </w:rPr>
+      </w:pPr>
+      <w:r>
+        <w:rPr>
+          <w:lang w:val="en-US"/>
+        </w:rPr>
+        <w:lastRenderedPageBreak/>
         <w:t>A3</w:t>
       </w:r>
     </w:p>
@@ -261,7 +352,7 @@
                     <pic:cNvPicPr/>
                   </pic:nvPicPr>
                   <pic:blipFill>
-                    <a:blip r:embed="rId8"/>
+                    <a:blip r:embed="rId9"/>
                     <a:stretch>
                       <a:fillRect/>
                     </a:stretch>
@@ -309,7 +400,7 @@
                     <pic:cNvPicPr/>
                   </pic:nvPicPr>
                   <pic:blipFill>
-                    <a:blip r:embed="rId9"/>
+                    <a:blip r:embed="rId10"/>
                     <a:stretch>
                       <a:fillRect/>
                     </a:stretch>
@@ -338,6 +429,81 @@
       </w:pPr>
     </w:p>
     <w:p>
+      <w:r>
+        <w:t>The bar plot for Information Gain compares how much each feature reduces uncertainty about the target variable. The taller the bar, the better the feature is at separating the data into distinct classes. The feature with the highest information gain is chosen as the root node in a decision tree, as it offers the best split.</w:t>
+      </w:r>
+    </w:p>
+    <w:p>
+      <w:pPr>
+        <w:rPr>
+          <w:lang w:val="en-US"/>
+        </w:rPr>
+      </w:pPr>
+    </w:p>
+    <w:p>
+      <w:pPr>
+        <w:rPr>
+          <w:lang w:val="en-US"/>
+        </w:rPr>
+      </w:pPr>
+    </w:p>
+    <w:p>
+      <w:pPr>
+        <w:rPr>
+          <w:lang w:val="en-US"/>
+        </w:rPr>
+      </w:pPr>
+    </w:p>
+    <w:p>
+      <w:pPr>
+        <w:rPr>
+          <w:lang w:val="en-US"/>
+        </w:rPr>
+      </w:pPr>
+    </w:p>
+    <w:p>
+      <w:pPr>
+        <w:rPr>
+          <w:lang w:val="en-US"/>
+        </w:rPr>
+      </w:pPr>
+    </w:p>
+    <w:p>
+      <w:pPr>
+        <w:rPr>
+          <w:lang w:val="en-US"/>
+        </w:rPr>
+      </w:pPr>
+    </w:p>
+    <w:p>
+      <w:pPr>
+        <w:rPr>
+          <w:lang w:val="en-US"/>
+        </w:rPr>
+      </w:pPr>
+    </w:p>
+    <w:p>
+      <w:pPr>
+        <w:rPr>
+          <w:lang w:val="en-US"/>
+        </w:rPr>
+      </w:pPr>
+    </w:p>
+    <w:p>
+      <w:pPr>
+        <w:rPr>
+          <w:lang w:val="en-US"/>
+        </w:rPr>
+      </w:pPr>
+    </w:p>
+    <w:p>
+      <w:pPr>
+        <w:rPr>
+          <w:lang w:val="en-US"/>
+        </w:rPr>
+      </w:pPr>
+    </w:p>
+    <w:p>
       <w:pPr>
         <w:rPr>
           <w:lang w:val="en-US"/>
@@ -385,7 +551,7 @@
                     <pic:cNvPicPr/>
                   </pic:nvPicPr>
                   <pic:blipFill>
-                    <a:blip r:embed="rId10"/>
+                    <a:blip r:embed="rId11"/>
                     <a:stretch>
                       <a:fillRect/>
                     </a:stretch>
@@ -433,7 +599,7 @@
                     <pic:cNvPicPr/>
                   </pic:nvPicPr>
                   <pic:blipFill>
-                    <a:blip r:embed="rId11"/>
+                    <a:blip r:embed="rId12"/>
                     <a:stretch>
                       <a:fillRect/>
                     </a:stretch>
@@ -468,9 +634,97 @@
         </w:rPr>
       </w:pPr>
       <w:r>
-        <w:rPr>
-          <w:lang w:val="en-US"/>
-        </w:rPr>
+        <w:t>The binning plot shows how continuous features are converted into categorical bins using equal-width or frequency-based binning. This process ensures that decision tree algorithms can work effectively with continuous attributes. The plot typically represents the feature values on the x-axis and the corresponding bin categories on the y-axis.</w:t>
+      </w:r>
+    </w:p>
+    <w:p>
+      <w:pPr>
+        <w:rPr>
+          <w:lang w:val="en-US"/>
+        </w:rPr>
+      </w:pPr>
+    </w:p>
+    <w:p>
+      <w:pPr>
+        <w:rPr>
+          <w:lang w:val="en-US"/>
+        </w:rPr>
+      </w:pPr>
+    </w:p>
+    <w:p>
+      <w:pPr>
+        <w:rPr>
+          <w:lang w:val="en-US"/>
+        </w:rPr>
+      </w:pPr>
+    </w:p>
+    <w:p>
+      <w:pPr>
+        <w:rPr>
+          <w:lang w:val="en-US"/>
+        </w:rPr>
+      </w:pPr>
+    </w:p>
+    <w:p>
+      <w:pPr>
+        <w:rPr>
+          <w:lang w:val="en-US"/>
+        </w:rPr>
+      </w:pPr>
+    </w:p>
+    <w:p>
+      <w:pPr>
+        <w:rPr>
+          <w:lang w:val="en-US"/>
+        </w:rPr>
+      </w:pPr>
+    </w:p>
+    <w:p>
+      <w:pPr>
+        <w:rPr>
+          <w:lang w:val="en-US"/>
+        </w:rPr>
+      </w:pPr>
+    </w:p>
+    <w:p>
+      <w:pPr>
+        <w:rPr>
+          <w:lang w:val="en-US"/>
+        </w:rPr>
+      </w:pPr>
+    </w:p>
+    <w:p>
+      <w:pPr>
+        <w:rPr>
+          <w:lang w:val="en-US"/>
+        </w:rPr>
+      </w:pPr>
+    </w:p>
+    <w:p>
+      <w:pPr>
+        <w:rPr>
+          <w:lang w:val="en-US"/>
+        </w:rPr>
+      </w:pPr>
+    </w:p>
+    <w:p>
+      <w:pPr>
+        <w:rPr>
+          <w:lang w:val="en-US"/>
+        </w:rPr>
+      </w:pPr>
+    </w:p>
+    <w:p>
+      <w:pPr>
+        <w:rPr>
+          <w:lang w:val="en-US"/>
+        </w:rPr>
+      </w:pPr>
+      <w:r>
+        <w:rPr>
+          <w:lang w:val="en-US"/>
+        </w:rPr>
+        <w:lastRenderedPageBreak/>
         <w:t>A5</w:t>
       </w:r>
     </w:p>
@@ -485,11 +739,10 @@
           <w:noProof/>
           <w:lang w:val="en-US"/>
         </w:rPr>
-        <w:lastRenderedPageBreak/>
         <w:drawing>
-          <wp:inline distT="0" distB="0" distL="0" distR="0" wp14:anchorId="5CDE2C19" wp14:editId="423D6671">
-            <wp:extent cx="5731510" cy="5575300"/>
-            <wp:effectExtent l="0" t="0" r="2540" b="6350"/>
+          <wp:inline distT="0" distB="0" distL="0" distR="0" wp14:anchorId="5CDE2C19" wp14:editId="06242374">
+            <wp:extent cx="3123760" cy="3038622"/>
+            <wp:effectExtent l="0" t="0" r="635" b="0"/>
             <wp:docPr id="356484667" name="Picture 1"/>
             <wp:cNvGraphicFramePr>
               <a:graphicFrameLocks xmlns:a="http://schemas.openxmlformats.org/drawingml/2006/main" noChangeAspect="1"/>
@@ -502,7 +755,7 @@
                     <pic:cNvPicPr/>
                   </pic:nvPicPr>
                   <pic:blipFill>
-                    <a:blip r:embed="rId12"/>
+                    <a:blip r:embed="rId13"/>
                     <a:stretch>
                       <a:fillRect/>
                     </a:stretch>
@@ -510,7 +763,7 @@
                   <pic:spPr>
                     <a:xfrm>
                       <a:off x="0" y="0"/>
-                      <a:ext cx="5731510" cy="5575300"/>
+                      <a:ext cx="3145658" cy="3059924"/>
                     </a:xfrm>
                     <a:prstGeom prst="rect">
                       <a:avLst/>
@@ -522,16 +775,22 @@
           </wp:inline>
         </w:drawing>
       </w:r>
+    </w:p>
+    <w:p>
+      <w:pPr>
+        <w:rPr>
+          <w:lang w:val="en-US"/>
+        </w:rPr>
+      </w:pPr>
       <w:r>
         <w:rPr>
           <w:noProof/>
           <w:lang w:val="en-US"/>
         </w:rPr>
-        <w:lastRenderedPageBreak/>
         <w:drawing>
-          <wp:inline distT="0" distB="0" distL="0" distR="0" wp14:anchorId="7259191F" wp14:editId="5F259E4A">
-            <wp:extent cx="5400714" cy="6848525"/>
-            <wp:effectExtent l="0" t="0" r="9525" b="9525"/>
+          <wp:inline distT="0" distB="0" distL="0" distR="0" wp14:anchorId="7259191F" wp14:editId="712EF3DA">
+            <wp:extent cx="2683035" cy="3402297"/>
+            <wp:effectExtent l="0" t="0" r="3175" b="8255"/>
             <wp:docPr id="215116158" name="Picture 1"/>
             <wp:cNvGraphicFramePr>
               <a:graphicFrameLocks xmlns:a="http://schemas.openxmlformats.org/drawingml/2006/main" noChangeAspect="1"/>
@@ -544,7 +803,7 @@
                     <pic:cNvPicPr/>
                   </pic:nvPicPr>
                   <pic:blipFill>
-                    <a:blip r:embed="rId13"/>
+                    <a:blip r:embed="rId14"/>
                     <a:stretch>
                       <a:fillRect/>
                     </a:stretch>
@@ -552,7 +811,7 @@
                   <pic:spPr>
                     <a:xfrm>
                       <a:off x="0" y="0"/>
-                      <a:ext cx="5400714" cy="6848525"/>
+                      <a:ext cx="2696681" cy="3419601"/>
                     </a:xfrm>
                     <a:prstGeom prst="rect">
                       <a:avLst/>
@@ -571,27 +830,9 @@
           <w:lang w:val="en-US"/>
         </w:rPr>
       </w:pPr>
-    </w:p>
-    <w:p>
-      <w:pPr>
-        <w:rPr>
-          <w:lang w:val="en-US"/>
-        </w:rPr>
-      </w:pPr>
-    </w:p>
-    <w:p>
-      <w:pPr>
-        <w:rPr>
-          <w:lang w:val="en-US"/>
-        </w:rPr>
-      </w:pPr>
-    </w:p>
-    <w:p>
-      <w:pPr>
-        <w:rPr>
-          <w:lang w:val="en-US"/>
-        </w:rPr>
-      </w:pPr>
+      <w:r>
+        <w:t>The printed tree structure represents the recursive splitting of features and the decision rules at each node. Indentation indicates depth, and each node contains the splitting feature, bin value, and leaf class. This step confirms that the algorithm is correctly implementing splits based on maximum information gain, although interpretation is more challenging than with graphical visualization.</w:t>
+      </w:r>
     </w:p>
     <w:p>
       <w:pPr>
@@ -627,6 +868,230 @@
           <w:lang w:val="en-US"/>
         </w:rPr>
       </w:pPr>
+    </w:p>
+    <w:p>
+      <w:pPr>
+        <w:rPr>
+          <w:lang w:val="en-US"/>
+        </w:rPr>
+      </w:pPr>
+      <w:r>
+        <w:rPr>
+          <w:lang w:val="en-US"/>
+        </w:rPr>
+        <w:drawing>
+          <wp:inline distT="0" distB="0" distL="0" distR="0" wp14:anchorId="67576EA8" wp14:editId="0D9308D5">
+            <wp:extent cx="5731510" cy="3242945"/>
+            <wp:effectExtent l="0" t="0" r="2540" b="0"/>
+            <wp:docPr id="538289547" name="Picture 1"/>
+            <wp:cNvGraphicFramePr>
+              <a:graphicFrameLocks xmlns:a="http://schemas.openxmlformats.org/drawingml/2006/main" noChangeAspect="1"/>
+            </wp:cNvGraphicFramePr>
+            <a:graphic xmlns:a="http://schemas.openxmlformats.org/drawingml/2006/main">
+              <a:graphicData uri="http://schemas.openxmlformats.org/drawingml/2006/picture">
+                <pic:pic xmlns:pic="http://schemas.openxmlformats.org/drawingml/2006/picture">
+                  <pic:nvPicPr>
+                    <pic:cNvPr id="538289547" name=""/>
+                    <pic:cNvPicPr/>
+                  </pic:nvPicPr>
+                  <pic:blipFill>
+                    <a:blip r:embed="rId15"/>
+                    <a:stretch>
+                      <a:fillRect/>
+                    </a:stretch>
+                  </pic:blipFill>
+                  <pic:spPr>
+                    <a:xfrm>
+                      <a:off x="0" y="0"/>
+                      <a:ext cx="5731510" cy="3242945"/>
+                    </a:xfrm>
+                    <a:prstGeom prst="rect">
+                      <a:avLst/>
+                    </a:prstGeom>
+                  </pic:spPr>
+                </pic:pic>
+              </a:graphicData>
+            </a:graphic>
+          </wp:inline>
+        </w:drawing>
+      </w:r>
+    </w:p>
+    <w:p>
+      <w:pPr>
+        <w:rPr>
+          <w:lang w:val="en-US"/>
+        </w:rPr>
+      </w:pPr>
+    </w:p>
+    <w:p>
+      <w:pPr>
+        <w:rPr>
+          <w:lang w:val="en-US"/>
+        </w:rPr>
+      </w:pPr>
+    </w:p>
+    <w:p>
+      <w:pPr>
+        <w:rPr>
+          <w:lang w:val="en-US"/>
+        </w:rPr>
+      </w:pPr>
+    </w:p>
+    <w:p>
+      <w:r>
+        <w:t>The decision tree plot provides a visual representation of the model's splits, thresholds, entropy, number of samples, and predicted class at each node.</w:t>
+      </w:r>
+    </w:p>
+    <w:p>
+      <w:pPr>
+        <w:numPr>
+          <w:ilvl w:val="0"/>
+          <w:numId w:val="1"/>
+        </w:numPr>
+      </w:pPr>
+      <w:r>
+        <w:rPr>
+          <w:b/>
+          <w:bCs/>
+        </w:rPr>
+        <w:t>Colour Coding:</w:t>
+      </w:r>
+      <w:r>
+        <w:t xml:space="preserve"> Lighter shades indicate higher impurity (more mixed classes), while darker shades represent purer nodes. Different colours correspond to different target classes.</w:t>
+      </w:r>
+    </w:p>
+    <w:p>
+      <w:pPr>
+        <w:numPr>
+          <w:ilvl w:val="0"/>
+          <w:numId w:val="1"/>
+        </w:numPr>
+      </w:pPr>
+      <w:r>
+        <w:t>This plot makes it easy to interpret the hierarchy of decisions and identify the most important features influencing classification.</w:t>
+      </w:r>
+    </w:p>
+    <w:p>
+      <w:pPr>
+        <w:rPr>
+          <w:lang w:val="en-US"/>
+        </w:rPr>
+      </w:pPr>
+    </w:p>
+    <w:p>
+      <w:pPr>
+        <w:rPr>
+          <w:lang w:val="en-US"/>
+        </w:rPr>
+      </w:pPr>
+    </w:p>
+    <w:p>
+      <w:pPr>
+        <w:rPr>
+          <w:lang w:val="en-US"/>
+        </w:rPr>
+      </w:pPr>
+    </w:p>
+    <w:p>
+      <w:pPr>
+        <w:rPr>
+          <w:lang w:val="en-US"/>
+        </w:rPr>
+      </w:pPr>
+    </w:p>
+    <w:p>
+      <w:pPr>
+        <w:rPr>
+          <w:lang w:val="en-US"/>
+        </w:rPr>
+      </w:pPr>
+    </w:p>
+    <w:p>
+      <w:pPr>
+        <w:rPr>
+          <w:lang w:val="en-US"/>
+        </w:rPr>
+      </w:pPr>
+    </w:p>
+    <w:p>
+      <w:pPr>
+        <w:rPr>
+          <w:lang w:val="en-US"/>
+        </w:rPr>
+      </w:pPr>
+    </w:p>
+    <w:p>
+      <w:pPr>
+        <w:rPr>
+          <w:lang w:val="en-US"/>
+        </w:rPr>
+      </w:pPr>
+      <w:r>
+        <w:rPr>
+          <w:lang w:val="en-US"/>
+        </w:rPr>
+        <w:lastRenderedPageBreak/>
+        <w:t>A7</w:t>
+      </w:r>
+    </w:p>
+    <w:p>
+      <w:pPr>
+        <w:rPr>
+          <w:lang w:val="en-US"/>
+        </w:rPr>
+      </w:pPr>
+      <w:r>
+        <w:rPr>
+          <w:lang w:val="en-US"/>
+        </w:rPr>
+        <w:drawing>
+          <wp:inline distT="0" distB="0" distL="0" distR="0" wp14:anchorId="288F8F6D" wp14:editId="51D719EE">
+            <wp:extent cx="5731510" cy="5092065"/>
+            <wp:effectExtent l="0" t="0" r="2540" b="0"/>
+            <wp:docPr id="1589956531" name="Picture 1"/>
+            <wp:cNvGraphicFramePr>
+              <a:graphicFrameLocks xmlns:a="http://schemas.openxmlformats.org/drawingml/2006/main" noChangeAspect="1"/>
+            </wp:cNvGraphicFramePr>
+            <a:graphic xmlns:a="http://schemas.openxmlformats.org/drawingml/2006/main">
+              <a:graphicData uri="http://schemas.openxmlformats.org/drawingml/2006/picture">
+                <pic:pic xmlns:pic="http://schemas.openxmlformats.org/drawingml/2006/picture">
+                  <pic:nvPicPr>
+                    <pic:cNvPr id="1589956531" name=""/>
+                    <pic:cNvPicPr/>
+                  </pic:nvPicPr>
+                  <pic:blipFill>
+                    <a:blip r:embed="rId16"/>
+                    <a:stretch>
+                      <a:fillRect/>
+                    </a:stretch>
+                  </pic:blipFill>
+                  <pic:spPr>
+                    <a:xfrm>
+                      <a:off x="0" y="0"/>
+                      <a:ext cx="5731510" cy="5092065"/>
+                    </a:xfrm>
+                    <a:prstGeom prst="rect">
+                      <a:avLst/>
+                    </a:prstGeom>
+                  </pic:spPr>
+                </pic:pic>
+              </a:graphicData>
+            </a:graphic>
+          </wp:inline>
+        </w:drawing>
+      </w:r>
+    </w:p>
+    <w:p>
+      <w:pPr>
+        <w:rPr>
+          <w:lang w:val="en-US"/>
+        </w:rPr>
+      </w:pPr>
+    </w:p>
+    <w:p>
+      <w:r>
+        <w:t>The decision boundary plot maps the classifier's predictions in a two-dimensional feature space. The background is colour-coded to indicate predicted regions for each class, while the training data points are overlaid. This visualization shows how well the decision tree partitions the space and highlights overfitting if boundaries are too fragmented.</w:t>
+      </w:r>
     </w:p>
     <w:p>
       <w:pPr>
@@ -643,6 +1108,163 @@
     </w:sectPr>
   </w:body>
 </w:document>
+</file>
+
+<file path=word/numbering.xml><?xml version="1.0" encoding="utf-8"?>
+<w:numbering xmlns:wpc="http://schemas.microsoft.com/office/word/2010/wordprocessingCanvas" xmlns:cx="http://schemas.microsoft.com/office/drawing/2014/chartex" xmlns:cx1="http://schemas.microsoft.com/office/drawing/2015/9/8/chartex" xmlns:cx2="http://schemas.microsoft.com/office/drawing/2015/10/21/chartex" xmlns:cx3="http://schemas.microsoft.com/office/drawing/2016/5/9/chartex" xmlns:cx4="http://schemas.microsoft.com/office/drawing/2016/5/10/chartex" xmlns:cx5="http://schemas.microsoft.com/office/drawing/2016/5/11/chartex" xmlns:cx6="http://schemas.microsoft.com/office/drawing/2016/5/12/chartex" xmlns:cx7="http://schemas.microsoft.com/office/drawing/2016/5/13/chartex" xmlns:cx8="http://schemas.microsoft.com/office/drawing/2016/5/14/chartex" xmlns:mc="http://schemas.openxmlformats.org/markup-compatibility/2006" xmlns:aink="http://schemas.microsoft.com/office/drawing/2016/ink" xmlns:am3d="http://schemas.microsoft.com/office/drawing/2017/model3d" xmlns:o="urn:schemas-microsoft-com:office:office" xmlns:oel="http://schemas.microsoft.com/office/2019/extlst" xmlns:r="http://schemas.openxmlformats.org/officeDocument/2006/relationships" xmlns:m="http://schemas.openxmlformats.org/officeDocument/2006/math" xmlns:v="urn:schemas-microsoft-com:vml" xmlns:wp14="http://schemas.microsoft.com/office/word/2010/wordprocessingDrawing" xmlns:wp="http://schemas.openxmlformats.org/drawingml/2006/wordprocessingDrawing" xmlns:w10="urn:schemas-microsoft-com:office:word" xmlns:w="http://schemas.openxmlformats.org/wordprocessingml/2006/main" xmlns:w14="http://schemas.microsoft.com/office/word/2010/wordml" xmlns:w15="http://schemas.microsoft.com/office/word/2012/wordml" xmlns:w16cex="http://schemas.microsoft.com/office/word/2018/wordml/cex" xmlns:w16cid="http://schemas.microsoft.com/office/word/2016/wordml/cid" xmlns:w16="http://schemas.microsoft.com/office/word/2018/wordml" xmlns:w16du="http://schemas.microsoft.com/office/word/2023/wordml/word16du" xmlns:w16sdtdh="http://schemas.microsoft.com/office/word/2020/wordml/sdtdatahash" xmlns:w16sdtfl="http://schemas.microsoft.com/office/word/2024/wordml/sdtformatlock" xmlns:w16se="http://schemas.microsoft.com/office/word/2015/wordml/symex" xmlns:wpg="http://schemas.microsoft.com/office/word/2010/wordprocessingGroup" xmlns:wpi="http://schemas.microsoft.com/office/word/2010/wordprocessingInk" xmlns:wne="http://schemas.microsoft.com/office/word/2006/wordml" xmlns:wps="http://schemas.microsoft.com/office/word/2010/wordprocessingShape" mc:Ignorable="w14 w15 w16se w16cid w16 w16cex w16sdtdh w16sdtfl w16du wp14">
+  <w:abstractNum w:abstractNumId="0" w15:restartNumberingAfterBreak="0">
+    <w:nsid w:val="44460282"/>
+    <w:multiLevelType w:val="multilevel"/>
+    <w:tmpl w:val="E21AA0B8"/>
+    <w:lvl w:ilvl="0">
+      <w:start w:val="1"/>
+      <w:numFmt w:val="bullet"/>
+      <w:lvlText w:val=""/>
+      <w:lvlJc w:val="left"/>
+      <w:pPr>
+        <w:tabs>
+          <w:tab w:val="num" w:pos="720"/>
+        </w:tabs>
+        <w:ind w:left="720" w:hanging="360"/>
+      </w:pPr>
+      <w:rPr>
+        <w:rFonts w:ascii="Symbol" w:hAnsi="Symbol" w:hint="default"/>
+        <w:sz w:val="20"/>
+      </w:rPr>
+    </w:lvl>
+    <w:lvl w:ilvl="1" w:tentative="1">
+      <w:start w:val="1"/>
+      <w:numFmt w:val="bullet"/>
+      <w:lvlText w:val="o"/>
+      <w:lvlJc w:val="left"/>
+      <w:pPr>
+        <w:tabs>
+          <w:tab w:val="num" w:pos="1440"/>
+        </w:tabs>
+        <w:ind w:left="1440" w:hanging="360"/>
+      </w:pPr>
+      <w:rPr>
+        <w:rFonts w:ascii="Courier New" w:hAnsi="Courier New" w:hint="default"/>
+        <w:sz w:val="20"/>
+      </w:rPr>
+    </w:lvl>
+    <w:lvl w:ilvl="2" w:tentative="1">
+      <w:start w:val="1"/>
+      <w:numFmt w:val="bullet"/>
+      <w:lvlText w:val=""/>
+      <w:lvlJc w:val="left"/>
+      <w:pPr>
+        <w:tabs>
+          <w:tab w:val="num" w:pos="2160"/>
+        </w:tabs>
+        <w:ind w:left="2160" w:hanging="360"/>
+      </w:pPr>
+      <w:rPr>
+        <w:rFonts w:ascii="Wingdings" w:hAnsi="Wingdings" w:hint="default"/>
+        <w:sz w:val="20"/>
+      </w:rPr>
+    </w:lvl>
+    <w:lvl w:ilvl="3" w:tentative="1">
+      <w:start w:val="1"/>
+      <w:numFmt w:val="bullet"/>
+      <w:lvlText w:val=""/>
+      <w:lvlJc w:val="left"/>
+      <w:pPr>
+        <w:tabs>
+          <w:tab w:val="num" w:pos="2880"/>
+        </w:tabs>
+        <w:ind w:left="2880" w:hanging="360"/>
+      </w:pPr>
+      <w:rPr>
+        <w:rFonts w:ascii="Wingdings" w:hAnsi="Wingdings" w:hint="default"/>
+        <w:sz w:val="20"/>
+      </w:rPr>
+    </w:lvl>
+    <w:lvl w:ilvl="4" w:tentative="1">
+      <w:start w:val="1"/>
+      <w:numFmt w:val="bullet"/>
+      <w:lvlText w:val=""/>
+      <w:lvlJc w:val="left"/>
+      <w:pPr>
+        <w:tabs>
+          <w:tab w:val="num" w:pos="3600"/>
+        </w:tabs>
+        <w:ind w:left="3600" w:hanging="360"/>
+      </w:pPr>
+      <w:rPr>
+        <w:rFonts w:ascii="Wingdings" w:hAnsi="Wingdings" w:hint="default"/>
+        <w:sz w:val="20"/>
+      </w:rPr>
+    </w:lvl>
+    <w:lvl w:ilvl="5" w:tentative="1">
+      <w:start w:val="1"/>
+      <w:numFmt w:val="bullet"/>
+      <w:lvlText w:val=""/>
+      <w:lvlJc w:val="left"/>
+      <w:pPr>
+        <w:tabs>
+          <w:tab w:val="num" w:pos="4320"/>
+        </w:tabs>
+        <w:ind w:left="4320" w:hanging="360"/>
+      </w:pPr>
+      <w:rPr>
+        <w:rFonts w:ascii="Wingdings" w:hAnsi="Wingdings" w:hint="default"/>
+        <w:sz w:val="20"/>
+      </w:rPr>
+    </w:lvl>
+    <w:lvl w:ilvl="6" w:tentative="1">
+      <w:start w:val="1"/>
+      <w:numFmt w:val="bullet"/>
+      <w:lvlText w:val=""/>
+      <w:lvlJc w:val="left"/>
+      <w:pPr>
+        <w:tabs>
+          <w:tab w:val="num" w:pos="5040"/>
+        </w:tabs>
+        <w:ind w:left="5040" w:hanging="360"/>
+      </w:pPr>
+      <w:rPr>
+        <w:rFonts w:ascii="Wingdings" w:hAnsi="Wingdings" w:hint="default"/>
+        <w:sz w:val="20"/>
+      </w:rPr>
+    </w:lvl>
+    <w:lvl w:ilvl="7" w:tentative="1">
+      <w:start w:val="1"/>
+      <w:numFmt w:val="bullet"/>
+      <w:lvlText w:val=""/>
+      <w:lvlJc w:val="left"/>
+      <w:pPr>
+        <w:tabs>
+          <w:tab w:val="num" w:pos="5760"/>
+        </w:tabs>
+        <w:ind w:left="5760" w:hanging="360"/>
+      </w:pPr>
+      <w:rPr>
+        <w:rFonts w:ascii="Wingdings" w:hAnsi="Wingdings" w:hint="default"/>
+        <w:sz w:val="20"/>
+      </w:rPr>
+    </w:lvl>
+    <w:lvl w:ilvl="8" w:tentative="1">
+      <w:start w:val="1"/>
+      <w:numFmt w:val="bullet"/>
+      <w:lvlText w:val=""/>
+      <w:lvlJc w:val="left"/>
+      <w:pPr>
+        <w:tabs>
+          <w:tab w:val="num" w:pos="6480"/>
+        </w:tabs>
+        <w:ind w:left="6480" w:hanging="360"/>
+      </w:pPr>
+      <w:rPr>
+        <w:rFonts w:ascii="Wingdings" w:hAnsi="Wingdings" w:hint="default"/>
+        <w:sz w:val="20"/>
+      </w:rPr>
+    </w:lvl>
+  </w:abstractNum>
+  <w:num w:numId="1" w16cid:durableId="595748236">
+    <w:abstractNumId w:val="0"/>
+  </w:num>
+</w:numbering>
 </file>
 
 <file path=word/styles.xml><?xml version="1.0" encoding="utf-8"?>
@@ -1248,7 +1870,6 @@
   <w:style w:type="character" w:default="1" w:styleId="DefaultParagraphFont">
     <w:name w:val="Default Paragraph Font"/>
     <w:uiPriority w:val="1"/>
-    <w:semiHidden/>
     <w:unhideWhenUsed/>
   </w:style>
   <w:style w:type="table" w:default="1" w:styleId="TableNormal">
